--- a/downloads/teacher/04 Units/Unit 07 - Capstone - Launch Career Readiness and FACS Shark Tank/Lesson 07.08 - Know Your Customer and Price It.docx
+++ b/downloads/teacher/04 Units/Unit 07 - Capstone - Launch Career Readiness and FACS Shark Tank/Lesson 07.08 - Know Your Customer and Price It.docx
@@ -308,23 +308,41 @@
       <w:r>
         <w:t xml:space="preserve">By the end of this lesson, students will be able to:</w:t>
       </w:r>
-      <w:r>
-        <w:t xml:space="preserve"> </w:t>
-      </w:r>
-      <w:r>
-        <w:t xml:space="preserve">1. (Low) Given the customer profile template, describe their target customer in five specifics (who, age or stage, what they already do about the problem, what they can spend, where they would hear about it), and define unit cost, price, margin, and break-even.</w:t>
-      </w:r>
-      <w:r>
-        <w:t xml:space="preserve"> </w:t>
-      </w:r>
-      <w:r>
-        <w:t xml:space="preserve">2. (Mid) Conduct three customer interviews with the same three questions, record the answers in the customer’s own words, and compute unit cost, price, margin per unit, and break-even in units for their own idea.</w:t>
-      </w:r>
-      <w:r>
-        <w:t xml:space="preserve"> </w:t>
-      </w:r>
-      <w:r>
-        <w:t xml:space="preserve">3. (High) Evaluate what the three interviews changed about the idea and revise one element of it in writing, and build a one-month projection that names the number of units sold and defends it with a reason that is not a guess.</w:t>
+    </w:p>
+    <w:p>
+      <w:pPr>
+        <w:numPr>
+          <w:ilvl w:val="0"/>
+          <w:numId w:val="1002"/>
+        </w:numPr>
+        <w:pStyle w:val="Compact"/>
+      </w:pPr>
+      <w:r>
+        <w:t xml:space="preserve">(Low) Given the customer profile template, describe their target customer in five specifics (who, age or stage, what they already do about the problem, what they can spend, where they would hear about it), and define unit cost, price, margin, and break-even.</w:t>
+      </w:r>
+    </w:p>
+    <w:p>
+      <w:pPr>
+        <w:numPr>
+          <w:ilvl w:val="0"/>
+          <w:numId w:val="1002"/>
+        </w:numPr>
+        <w:pStyle w:val="Compact"/>
+      </w:pPr>
+      <w:r>
+        <w:t xml:space="preserve">(Mid) Conduct three customer interviews with the same three questions, record the answers in the customer’s own words, and compute unit cost, price, margin per unit, and break-even in units for their own idea.</w:t>
+      </w:r>
+    </w:p>
+    <w:p>
+      <w:pPr>
+        <w:numPr>
+          <w:ilvl w:val="0"/>
+          <w:numId w:val="1002"/>
+        </w:numPr>
+        <w:pStyle w:val="Compact"/>
+      </w:pPr>
+      <w:r>
+        <w:t xml:space="preserve">(High) Evaluate what the three interviews changed about the idea and revise one element of it in writing, and build a one-month projection that names the number of units sold and defends it with a reason that is not a guess.</w:t>
       </w:r>
     </w:p>
     <w:p>
@@ -377,7 +395,7 @@
       <w:pPr>
         <w:numPr>
           <w:ilvl w:val="0"/>
-          <w:numId w:val="1002"/>
+          <w:numId w:val="1003"/>
         </w:numPr>
         <w:pStyle w:val="Compact"/>
       </w:pPr>
@@ -395,7 +413,7 @@
       <w:pPr>
         <w:numPr>
           <w:ilvl w:val="0"/>
-          <w:numId w:val="1002"/>
+          <w:numId w:val="1003"/>
         </w:numPr>
         <w:pStyle w:val="Compact"/>
       </w:pPr>
@@ -407,7 +425,7 @@
       <w:pPr>
         <w:numPr>
           <w:ilvl w:val="0"/>
-          <w:numId w:val="1002"/>
+          <w:numId w:val="1003"/>
         </w:numPr>
         <w:pStyle w:val="Compact"/>
       </w:pPr>
@@ -419,7 +437,7 @@
       <w:pPr>
         <w:numPr>
           <w:ilvl w:val="0"/>
-          <w:numId w:val="1002"/>
+          <w:numId w:val="1003"/>
         </w:numPr>
         <w:pStyle w:val="Compact"/>
       </w:pPr>
@@ -440,7 +458,7 @@
       <w:pPr>
         <w:numPr>
           <w:ilvl w:val="0"/>
-          <w:numId w:val="1002"/>
+          <w:numId w:val="1003"/>
         </w:numPr>
         <w:pStyle w:val="Compact"/>
       </w:pPr>
@@ -467,7 +485,7 @@
       <w:pPr>
         <w:numPr>
           <w:ilvl w:val="0"/>
-          <w:numId w:val="1002"/>
+          <w:numId w:val="1003"/>
         </w:numPr>
         <w:pStyle w:val="Compact"/>
       </w:pPr>
@@ -488,7 +506,7 @@
       <w:pPr>
         <w:numPr>
           <w:ilvl w:val="0"/>
-          <w:numId w:val="1002"/>
+          <w:numId w:val="1003"/>
         </w:numPr>
         <w:pStyle w:val="Compact"/>
       </w:pPr>
@@ -500,7 +518,7 @@
       <w:pPr>
         <w:numPr>
           <w:ilvl w:val="0"/>
-          <w:numId w:val="1002"/>
+          <w:numId w:val="1003"/>
         </w:numPr>
         <w:pStyle w:val="Compact"/>
       </w:pPr>
@@ -1997,29 +2015,53 @@
       <w:r>
         <w:t xml:space="preserve">Monitor understanding:</w:t>
       </w:r>
-      <w:r>
-        <w:t xml:space="preserve"> </w:t>
-      </w:r>
-      <w:r>
-        <w:t xml:space="preserve">- Who is your customer? Say it in five specifics, not one word.</w:t>
-      </w:r>
-      <w:r>
-        <w:t xml:space="preserve"> </w:t>
-      </w:r>
-      <w:r>
-        <w:t xml:space="preserve">- What does your customer already do about this problem right now?</w:t>
-      </w:r>
-      <w:r>
-        <w:t xml:space="preserve"> </w:t>
-      </w:r>
-      <w:r>
-        <w:t xml:space="preserve">- What is your unit cost? Read me the lines that add up to it.</w:t>
-      </w:r>
-      <w:r>
-        <w:t xml:space="preserve"> </w:t>
-      </w:r>
-      <w:r>
-        <w:t xml:space="preserve">- Say your break-even as a sentence starting with</w:t>
+    </w:p>
+    <w:p>
+      <w:pPr>
+        <w:numPr>
+          <w:ilvl w:val="0"/>
+          <w:numId w:val="1004"/>
+        </w:numPr>
+        <w:pStyle w:val="Compact"/>
+      </w:pPr>
+      <w:r>
+        <w:t xml:space="preserve">Who is your customer? Say it in five specifics, not one word.</w:t>
+      </w:r>
+    </w:p>
+    <w:p>
+      <w:pPr>
+        <w:numPr>
+          <w:ilvl w:val="0"/>
+          <w:numId w:val="1004"/>
+        </w:numPr>
+        <w:pStyle w:val="Compact"/>
+      </w:pPr>
+      <w:r>
+        <w:t xml:space="preserve">What does your customer already do about this problem right now?</w:t>
+      </w:r>
+    </w:p>
+    <w:p>
+      <w:pPr>
+        <w:numPr>
+          <w:ilvl w:val="0"/>
+          <w:numId w:val="1004"/>
+        </w:numPr>
+        <w:pStyle w:val="Compact"/>
+      </w:pPr>
+      <w:r>
+        <w:t xml:space="preserve">What is your unit cost? Read me the lines that add up to it.</w:t>
+      </w:r>
+    </w:p>
+    <w:p>
+      <w:pPr>
+        <w:numPr>
+          <w:ilvl w:val="0"/>
+          <w:numId w:val="1004"/>
+        </w:numPr>
+        <w:pStyle w:val="Compact"/>
+      </w:pPr>
+      <w:r>
+        <w:t xml:space="preserve">Say your break-even as a sentence starting with</w:t>
       </w:r>
       <w:r>
         <w:t xml:space="preserve"> </w:t>
@@ -2033,49 +2075,85 @@
       <w:r>
         <w:t xml:space="preserve">”</w:t>
       </w:r>
-      <w:r>
-        <w:t xml:space="preserve"> </w:t>
-      </w:r>
-      <w:r>
-        <w:t xml:space="preserve">- Where did the number of units in your projection come from?</w:t>
-      </w:r>
-    </w:p>
-    <w:p>
-      <w:pPr>
-        <w:pStyle w:val="BodyText"/>
+    </w:p>
+    <w:p>
+      <w:pPr>
+        <w:numPr>
+          <w:ilvl w:val="0"/>
+          <w:numId w:val="1004"/>
+        </w:numPr>
+        <w:pStyle w:val="Compact"/>
+      </w:pPr>
+      <w:r>
+        <w:t xml:space="preserve">Where did the number of units in your projection come from?</w:t>
+      </w:r>
+    </w:p>
+    <w:p>
+      <w:pPr>
+        <w:pStyle w:val="FirstParagraph"/>
       </w:pPr>
       <w:r>
         <w:t xml:space="preserve">Deepen learning:</w:t>
       </w:r>
-      <w:r>
-        <w:t xml:space="preserve"> </w:t>
-      </w:r>
-      <w:r>
-        <w:t xml:space="preserve">- All three of your interviewees said a different price. What do you do with that?</w:t>
-      </w:r>
-      <w:r>
-        <w:t xml:space="preserve"> </w:t>
-      </w:r>
-      <w:r>
-        <w:t xml:space="preserve">- One person said they would not buy it. Is that bad news or is that the most useful thing you heard today? Make the case.</w:t>
-      </w:r>
-      <w:r>
-        <w:t xml:space="preserve"> </w:t>
-      </w:r>
-      <w:r>
-        <w:t xml:space="preserve">- Your margin is fifteen cents. What are the two ways to fix that, and what does each one cost you?</w:t>
-      </w:r>
-      <w:r>
-        <w:t xml:space="preserve"> </w:t>
-      </w:r>
-      <w:r>
-        <w:t xml:space="preserve">- Your break-even is 60 units and there are 88 people in your grade. Is that a business? What would have to be true?</w:t>
-      </w:r>
-      <w:r>
-        <w:t xml:space="preserve"> </w:t>
-      </w:r>
-      <w:r>
-        <w:t xml:space="preserve">- Why do real businesses fail in their first year even when people liked the product?</w:t>
+    </w:p>
+    <w:p>
+      <w:pPr>
+        <w:numPr>
+          <w:ilvl w:val="0"/>
+          <w:numId w:val="1005"/>
+        </w:numPr>
+        <w:pStyle w:val="Compact"/>
+      </w:pPr>
+      <w:r>
+        <w:t xml:space="preserve">All three of your interviewees said a different price. What do you do with that?</w:t>
+      </w:r>
+    </w:p>
+    <w:p>
+      <w:pPr>
+        <w:numPr>
+          <w:ilvl w:val="0"/>
+          <w:numId w:val="1005"/>
+        </w:numPr>
+        <w:pStyle w:val="Compact"/>
+      </w:pPr>
+      <w:r>
+        <w:t xml:space="preserve">One person said they would not buy it. Is that bad news or is that the most useful thing you heard today? Make the case.</w:t>
+      </w:r>
+    </w:p>
+    <w:p>
+      <w:pPr>
+        <w:numPr>
+          <w:ilvl w:val="0"/>
+          <w:numId w:val="1005"/>
+        </w:numPr>
+        <w:pStyle w:val="Compact"/>
+      </w:pPr>
+      <w:r>
+        <w:t xml:space="preserve">Your margin is fifteen cents. What are the two ways to fix that, and what does each one cost you?</w:t>
+      </w:r>
+    </w:p>
+    <w:p>
+      <w:pPr>
+        <w:numPr>
+          <w:ilvl w:val="0"/>
+          <w:numId w:val="1005"/>
+        </w:numPr>
+        <w:pStyle w:val="Compact"/>
+      </w:pPr>
+      <w:r>
+        <w:t xml:space="preserve">Your break-even is 60 units and there are 88 people in your grade. Is that a business? What would have to be true?</w:t>
+      </w:r>
+    </w:p>
+    <w:p>
+      <w:pPr>
+        <w:numPr>
+          <w:ilvl w:val="0"/>
+          <w:numId w:val="1005"/>
+        </w:numPr>
+        <w:pStyle w:val="Compact"/>
+      </w:pPr>
+      <w:r>
+        <w:t xml:space="preserve">Why do real businesses fail in their first year even when people liked the product?</w:t>
       </w:r>
     </w:p>
     <w:p>
@@ -2182,7 +2260,7 @@
       <w:pPr>
         <w:numPr>
           <w:ilvl w:val="0"/>
-          <w:numId w:val="1003"/>
+          <w:numId w:val="1006"/>
         </w:numPr>
         <w:pStyle w:val="Compact"/>
       </w:pPr>
@@ -2260,7 +2338,7 @@
       <w:pPr>
         <w:numPr>
           <w:ilvl w:val="0"/>
-          <w:numId w:val="1003"/>
+          <w:numId w:val="1006"/>
         </w:numPr>
         <w:pStyle w:val="Compact"/>
       </w:pPr>
@@ -2272,7 +2350,7 @@
       <w:pPr>
         <w:numPr>
           <w:ilvl w:val="0"/>
-          <w:numId w:val="1003"/>
+          <w:numId w:val="1006"/>
         </w:numPr>
         <w:pStyle w:val="Compact"/>
       </w:pPr>
@@ -2284,7 +2362,7 @@
       <w:pPr>
         <w:numPr>
           <w:ilvl w:val="0"/>
-          <w:numId w:val="1003"/>
+          <w:numId w:val="1006"/>
         </w:numPr>
         <w:pStyle w:val="Compact"/>
       </w:pPr>
@@ -2296,7 +2374,7 @@
       <w:pPr>
         <w:numPr>
           <w:ilvl w:val="0"/>
-          <w:numId w:val="1003"/>
+          <w:numId w:val="1006"/>
         </w:numPr>
         <w:pStyle w:val="Compact"/>
       </w:pPr>
@@ -2308,7 +2386,7 @@
       <w:pPr>
         <w:numPr>
           <w:ilvl w:val="0"/>
-          <w:numId w:val="1003"/>
+          <w:numId w:val="1006"/>
         </w:numPr>
         <w:pStyle w:val="Compact"/>
       </w:pPr>
@@ -2671,7 +2749,7 @@
       <w:pPr>
         <w:numPr>
           <w:ilvl w:val="0"/>
-          <w:numId w:val="1004"/>
+          <w:numId w:val="1007"/>
         </w:numPr>
         <w:pStyle w:val="Compact"/>
       </w:pPr>
@@ -2683,7 +2761,7 @@
       <w:pPr>
         <w:numPr>
           <w:ilvl w:val="0"/>
-          <w:numId w:val="1004"/>
+          <w:numId w:val="1007"/>
         </w:numPr>
         <w:pStyle w:val="Compact"/>
       </w:pPr>
@@ -2695,7 +2773,7 @@
       <w:pPr>
         <w:numPr>
           <w:ilvl w:val="0"/>
-          <w:numId w:val="1004"/>
+          <w:numId w:val="1007"/>
         </w:numPr>
         <w:pStyle w:val="Compact"/>
       </w:pPr>
@@ -2728,7 +2806,7 @@
       <w:pPr>
         <w:numPr>
           <w:ilvl w:val="0"/>
-          <w:numId w:val="1004"/>
+          <w:numId w:val="1007"/>
         </w:numPr>
         <w:pStyle w:val="Compact"/>
       </w:pPr>
@@ -2740,7 +2818,7 @@
       <w:pPr>
         <w:numPr>
           <w:ilvl w:val="0"/>
-          <w:numId w:val="1004"/>
+          <w:numId w:val="1007"/>
         </w:numPr>
         <w:pStyle w:val="Compact"/>
       </w:pPr>
@@ -2798,7 +2876,7 @@
       <w:pPr>
         <w:numPr>
           <w:ilvl w:val="0"/>
-          <w:numId w:val="1005"/>
+          <w:numId w:val="1008"/>
         </w:numPr>
         <w:pStyle w:val="Compact"/>
       </w:pPr>
@@ -2822,7 +2900,7 @@
       <w:pPr>
         <w:numPr>
           <w:ilvl w:val="0"/>
-          <w:numId w:val="1005"/>
+          <w:numId w:val="1008"/>
         </w:numPr>
         <w:pStyle w:val="Compact"/>
       </w:pPr>
@@ -2834,7 +2912,7 @@
       <w:pPr>
         <w:numPr>
           <w:ilvl w:val="0"/>
-          <w:numId w:val="1005"/>
+          <w:numId w:val="1008"/>
         </w:numPr>
         <w:pStyle w:val="Compact"/>
       </w:pPr>
@@ -2858,7 +2936,7 @@
       <w:pPr>
         <w:numPr>
           <w:ilvl w:val="0"/>
-          <w:numId w:val="1005"/>
+          <w:numId w:val="1008"/>
         </w:numPr>
         <w:pStyle w:val="Compact"/>
       </w:pPr>
@@ -2870,7 +2948,7 @@
       <w:pPr>
         <w:numPr>
           <w:ilvl w:val="0"/>
-          <w:numId w:val="1005"/>
+          <w:numId w:val="1008"/>
         </w:numPr>
         <w:pStyle w:val="Compact"/>
       </w:pPr>
@@ -2900,7 +2978,7 @@
       <w:pPr>
         <w:numPr>
           <w:ilvl w:val="0"/>
-          <w:numId w:val="1005"/>
+          <w:numId w:val="1008"/>
         </w:numPr>
         <w:pStyle w:val="Compact"/>
       </w:pPr>
@@ -2912,7 +2990,7 @@
       <w:pPr>
         <w:numPr>
           <w:ilvl w:val="0"/>
-          <w:numId w:val="1005"/>
+          <w:numId w:val="1008"/>
         </w:numPr>
         <w:pStyle w:val="Compact"/>
       </w:pPr>
@@ -2924,7 +3002,7 @@
       <w:pPr>
         <w:numPr>
           <w:ilvl w:val="0"/>
-          <w:numId w:val="1005"/>
+          <w:numId w:val="1008"/>
         </w:numPr>
         <w:pStyle w:val="Compact"/>
       </w:pPr>
@@ -2939,7 +3017,7 @@
       <w:pPr>
         <w:numPr>
           <w:ilvl w:val="0"/>
-          <w:numId w:val="1005"/>
+          <w:numId w:val="1008"/>
         </w:numPr>
         <w:pStyle w:val="Compact"/>
       </w:pPr>
@@ -2951,7 +3029,7 @@
       <w:pPr>
         <w:numPr>
           <w:ilvl w:val="0"/>
-          <w:numId w:val="1005"/>
+          <w:numId w:val="1008"/>
         </w:numPr>
         <w:pStyle w:val="Compact"/>
       </w:pPr>
@@ -3244,6 +3322,118 @@
       </w:pPr>
     </w:lvl>
   </w:abstractNum>
+  <w:abstractNum w:abstractNumId="99411">
+    <w:nsid w:val="71315dca"/>
+    <w:multiLevelType w:val="multilevel"/>
+    <w:lvl w:ilvl="0">
+      <w:start w:val="1"/>
+      <w:numFmt w:val="decimal"/>
+      <w:lvlText w:val="%1."/>
+      <w:lvlJc w:val="left"/>
+      <w:pPr>
+        <w:tabs>
+          <w:tab w:val="num" w:pos="0"/>
+        </w:tabs>
+        <w:ind w:left="480" w:hanging="480"/>
+      </w:pPr>
+    </w:lvl>
+    <w:lvl w:ilvl="1">
+      <w:start w:val="1"/>
+      <w:numFmt w:val="decimal"/>
+      <w:lvlText w:val="%2."/>
+      <w:lvlJc w:val="left"/>
+      <w:pPr>
+        <w:tabs>
+          <w:tab w:val="num" w:pos="720"/>
+        </w:tabs>
+        <w:ind w:left="1200" w:hanging="480"/>
+      </w:pPr>
+    </w:lvl>
+    <w:lvl w:ilvl="2">
+      <w:start w:val="1"/>
+      <w:numFmt w:val="decimal"/>
+      <w:lvlText w:val="%3."/>
+      <w:lvlJc w:val="left"/>
+      <w:pPr>
+        <w:tabs>
+          <w:tab w:val="num" w:pos="1440"/>
+        </w:tabs>
+        <w:ind w:left="1920" w:hanging="480"/>
+      </w:pPr>
+    </w:lvl>
+    <w:lvl w:ilvl="3">
+      <w:start w:val="1"/>
+      <w:numFmt w:val="decimal"/>
+      <w:lvlText w:val="%4."/>
+      <w:lvlJc w:val="left"/>
+      <w:pPr>
+        <w:tabs>
+          <w:tab w:val="num" w:pos="2160"/>
+        </w:tabs>
+        <w:ind w:left="2640" w:hanging="480"/>
+      </w:pPr>
+    </w:lvl>
+    <w:lvl w:ilvl="4">
+      <w:start w:val="1"/>
+      <w:numFmt w:val="decimal"/>
+      <w:lvlText w:val="%5."/>
+      <w:lvlJc w:val="left"/>
+      <w:pPr>
+        <w:tabs>
+          <w:tab w:val="num" w:pos="2880"/>
+        </w:tabs>
+        <w:ind w:left="3360" w:hanging="480"/>
+      </w:pPr>
+    </w:lvl>
+    <w:lvl w:ilvl="5">
+      <w:start w:val="1"/>
+      <w:numFmt w:val="decimal"/>
+      <w:lvlText w:val="%6."/>
+      <w:lvlJc w:val="left"/>
+      <w:pPr>
+        <w:tabs>
+          <w:tab w:val="num" w:pos="3600"/>
+        </w:tabs>
+        <w:ind w:left="4080" w:hanging="480"/>
+      </w:pPr>
+    </w:lvl>
+    <w:lvl w:ilvl="6">
+      <w:start w:val="1"/>
+      <w:numFmt w:val="decimal"/>
+      <w:lvlText w:val="%7."/>
+      <w:lvlJc w:val="left"/>
+      <w:pPr>
+        <w:tabs>
+          <w:tab w:val="num" w:pos="4320"/>
+        </w:tabs>
+        <w:ind w:left="4800" w:hanging="480"/>
+      </w:pPr>
+    </w:lvl>
+    <w:lvl w:ilvl="7">
+      <w:start w:val="1"/>
+      <w:numFmt w:val="decimal"/>
+      <w:lvlText w:val="%8."/>
+      <w:lvlJc w:val="left"/>
+      <w:pPr>
+        <w:tabs>
+          <w:tab w:val="num" w:pos="5040"/>
+        </w:tabs>
+        <w:ind w:left="5520" w:hanging="480"/>
+      </w:pPr>
+    </w:lvl>
+    <w:lvl w:ilvl="8">
+      <w:start w:val="1"/>
+      <w:numFmt w:val="decimal"/>
+      <w:lvlText w:val="%9."/>
+      <w:lvlJc w:val="left"/>
+      <w:pPr>
+        <w:tabs>
+          <w:tab w:val="num" w:pos="5760"/>
+        </w:tabs>
+        <w:ind w:left="6240" w:hanging="480"/>
+      </w:pPr>
+    </w:lvl>
+  </w:abstractNum>
   <w:num w:numId="1000">
     <w:abstractNumId w:val="990"/>
   </w:num>
@@ -3251,7 +3441,34 @@
     <w:abstractNumId w:val="991"/>
   </w:num>
   <w:num w:numId="1002">
-    <w:abstractNumId w:val="991"/>
+    <w:abstractNumId w:val="99411"/>
+    <w:lvlOverride w:ilvl="0">
+      <w:startOverride w:val="1"/>
+    </w:lvlOverride>
+    <w:lvlOverride w:ilvl="1">
+      <w:startOverride w:val="1"/>
+    </w:lvlOverride>
+    <w:lvlOverride w:ilvl="2">
+      <w:startOverride w:val="1"/>
+    </w:lvlOverride>
+    <w:lvlOverride w:ilvl="3">
+      <w:startOverride w:val="1"/>
+    </w:lvlOverride>
+    <w:lvlOverride w:ilvl="4">
+      <w:startOverride w:val="1"/>
+    </w:lvlOverride>
+    <w:lvlOverride w:ilvl="5">
+      <w:startOverride w:val="1"/>
+    </w:lvlOverride>
+    <w:lvlOverride w:ilvl="6">
+      <w:startOverride w:val="1"/>
+    </w:lvlOverride>
+    <w:lvlOverride w:ilvl="7">
+      <w:startOverride w:val="1"/>
+    </w:lvlOverride>
+    <w:lvlOverride w:ilvl="8">
+      <w:startOverride w:val="1"/>
+    </w:lvlOverride>
   </w:num>
   <w:num w:numId="1003">
     <w:abstractNumId w:val="991"/>
@@ -3260,6 +3477,15 @@
     <w:abstractNumId w:val="991"/>
   </w:num>
   <w:num w:numId="1005">
+    <w:abstractNumId w:val="991"/>
+  </w:num>
+  <w:num w:numId="1006">
+    <w:abstractNumId w:val="991"/>
+  </w:num>
+  <w:num w:numId="1007">
+    <w:abstractNumId w:val="991"/>
+  </w:num>
+  <w:num w:numId="1008">
     <w:abstractNumId w:val="991"/>
   </w:num>
 </w:numbering>

--- a/downloads/teacher/04 Units/Unit 07 - Capstone - Launch Career Readiness and FACS Shark Tank/Lesson 07.08 - Know Your Customer and Price It.docx
+++ b/downloads/teacher/04 Units/Unit 07 - Capstone - Launch Career Readiness and FACS Shark Tank/Lesson 07.08 - Know Your Customer and Price It.docx
@@ -491,15 +491,6 @@
       </w:pPr>
       <w:r>
         <w:t xml:space="preserve">A price reference for the worked example: the Unit 6 supermarket circular, or a printout of prices for craft and food supplies.</w:t>
-      </w:r>
-      <w:r>
-        <w:t xml:space="preserve"> </w:t>
-      </w:r>
-      <w:r>
-        <w:rPr>
-          <w:rStyle w:val="TeacherNote"/>
-        </w:rPr>
-        <w:t xml:space="preserve">[Sal: the Unit 6 circular is already in the room and students already know how to read it. Reuse it.]</w:t>
       </w:r>
     </w:p>
     <w:p>
@@ -2792,15 +2783,6 @@
       <w:r>
         <w:t xml:space="preserve">.</w:t>
       </w:r>
-      <w:r>
-        <w:t xml:space="preserve"> </w:t>
-      </w:r>
-      <w:r>
-        <w:rPr>
-          <w:rStyle w:val="TeacherNote"/>
-        </w:rPr>
-        <w:t xml:space="preserve">[Sal: confirm against the NYSED PDFs.]</w:t>
-      </w:r>
     </w:p>
     <w:p>
       <w:pPr>
@@ -2823,7 +2805,7 @@
         <w:pStyle w:val="Compact"/>
       </w:pPr>
       <w:r>
-        <w:t xml:space="preserve">Sal’s own materials: his Brentwood business packets</w:t>
+        <w:t xml:space="preserve">My own materials: my business packets</w:t>
       </w:r>
       <w:r>
         <w:t xml:space="preserve"> </w:t>
@@ -2996,21 +2978,6 @@
       </w:pPr>
       <w:r>
         <w:t xml:space="preserve">The most common arithmetic error is forgetting the fixed cost in the projection. The second most common is dividing the wrong way on break-even. The peer number check in Step 4 catches both, which is why it exists.</w:t>
-      </w:r>
-    </w:p>
-    <w:p>
-      <w:pPr>
-        <w:numPr>
-          <w:ilvl w:val="0"/>
-          <w:numId w:val="1008"/>
-        </w:numPr>
-        <w:pStyle w:val="Compact"/>
-      </w:pPr>
-      <w:r>
-        <w:rPr>
-          <w:rStyle w:val="TeacherNote"/>
-        </w:rPr>
-        <w:t xml:space="preserve">[Sal: the Unit 6 circular is already in the room and students already read unit prices off it in Lesson 6.15. Use it for any food idea’s unit cost. It makes the numbers real and it saves you finding prices.]</w:t>
       </w:r>
     </w:p>
     <w:p>
